--- a/outputs/promotion_report.docx
+++ b/outputs/promotion_report.docx
@@ -12,7 +12,6 @@
     </w:p>
     <w:tbl>
       <w:tblPr>
-        <w:tblStyle w:val="LightGrid-Accent1"/>
         <w:tblW w:type="auto" w:w="0"/>
         <w:tblLook w:firstColumn="1" w:firstRow="1" w:lastColumn="0" w:lastRow="0" w:noHBand="0" w:noVBand="1" w:val="04A0"/>
       </w:tblPr>
@@ -275,18 +274,9 @@
         </w:tc>
       </w:tr>
     </w:tbl>
-    <w:p/>
-    <w:p>
-      <w:pPr>
-        <w:pStyle w:val="Heading1"/>
-      </w:pPr>
-      <w:r>
-        <w:t>Executive Summary</w:t>
-      </w:r>
-    </w:p>
     <w:p>
       <w:r>
-        <w:t>This report identifies 5 employees who are eligible for promotion based on their tenure (more than 5 years) and performance score (4 or above). These high-performing, long-tenured employees represent a valuable asset to the organization and should be considered for advancement opportunities. The candidates span across Engineering, Sales, Marketing, and HR departments, with salaries ranging from 50851 to 123563.</w:t>
+        <w:t>There are 5 employees eligible for promotion. They have been with the company for more than 5 years and have a performance score of 4 or higher. The department with the highest average performance score is Sales.</w:t>
       </w:r>
     </w:p>
     <w:sectPr>

--- a/outputs/promotion_report.docx
+++ b/outputs/promotion_report.docx
@@ -10,8 +10,14 @@
         <w:t>Promotion Candidates Report</w:t>
       </w:r>
     </w:p>
+    <w:p>
+      <w:r>
+        <w:t>This report identifies 5 employees who are candidates for promotion based on their performance and tenure. Each individual has been with the company for more than 5 years and has maintained a high performance score of 4 or higher. These employees represent key talent across various departments and are recommended for further advancement.</w:t>
+      </w:r>
+    </w:p>
     <w:tbl>
       <w:tblPr>
+        <w:tblStyle w:val="TableGrid"/>
         <w:tblW w:type="auto" w:w="0"/>
         <w:tblLook w:firstColumn="1" w:firstRow="1" w:lastColumn="0" w:lastRow="0" w:noHBand="0" w:noVBand="1" w:val="04A0"/>
       </w:tblPr>
@@ -90,7 +96,7 @@
           </w:tcPr>
           <w:p>
             <w:r>
-              <w:t>80495</w:t>
+              <w:t>$80,495.00</w:t>
             </w:r>
           </w:p>
         </w:tc>
@@ -132,7 +138,7 @@
           </w:tcPr>
           <w:p>
             <w:r>
-              <w:t>123563</w:t>
+              <w:t>$123,563.00</w:t>
             </w:r>
           </w:p>
         </w:tc>
@@ -174,7 +180,7 @@
           </w:tcPr>
           <w:p>
             <w:r>
-              <w:t>78893</w:t>
+              <w:t>$78,893.00</w:t>
             </w:r>
           </w:p>
         </w:tc>
@@ -216,7 +222,7 @@
           </w:tcPr>
           <w:p>
             <w:r>
-              <w:t>50851</w:t>
+              <w:t>$50,851.00</w:t>
             </w:r>
           </w:p>
         </w:tc>
@@ -258,7 +264,7 @@
           </w:tcPr>
           <w:p>
             <w:r>
-              <w:t>63396</w:t>
+              <w:t>$63,396.00</w:t>
             </w:r>
           </w:p>
         </w:tc>
@@ -274,11 +280,6 @@
         </w:tc>
       </w:tr>
     </w:tbl>
-    <w:p>
-      <w:r>
-        <w:t>There are 5 employees eligible for promotion. They have been with the company for more than 5 years and have a performance score of 4 or higher. The department with the highest average performance score is Sales.</w:t>
-      </w:r>
-    </w:p>
     <w:sectPr>
       <w:pgSz w:w="12240" w:h="15840"/>
       <w:pgMar w:top="1440" w:right="1800" w:bottom="1440" w:left="1800" w:header="720" w:footer="720" w:gutter="0"/>

--- a/outputs/promotion_report.docx
+++ b/outputs/promotion_report.docx
@@ -4,15 +4,44 @@
   <w:body>
     <w:p>
       <w:pPr>
-        <w:pStyle w:val="Title"/>
+        <w:pStyle w:val="Heading1"/>
+        <w:jc w:val="center"/>
       </w:pPr>
       <w:r>
+        <w:rPr>
+          <w:color w:val="2E75B6"/>
+        </w:rPr>
         <w:t>Promotion Candidates Report</w:t>
       </w:r>
     </w:p>
+    <w:p/>
     <w:p>
+      <w:pPr>
+        <w:spacing w:after="240"/>
+      </w:pPr>
       <w:r>
-        <w:t>This report identifies 5 employees who are candidates for promotion based on their performance and tenure. Each individual has been with the company for more than 5 years and has maintained a high performance score of 4 or higher. These employees represent key talent across various departments and are recommended for further advancement.</w:t>
+        <w:rPr>
+          <w:b/>
+        </w:rPr>
+        <w:t xml:space="preserve">Executive Summary: </w:t>
+      </w:r>
+      <w:r>
+        <w:rPr>
+          <w:sz w:val="22"/>
+        </w:rPr>
+        <w:t>This report presents the results of the annual promotion candidate review based on employee tenure and performance metrics. Out of 25 employees across 5 departments, 5 individuals have been identified as promotion candidates, meeting the criteria of more than five years of service and a performance score of 4 or higher. The department with the highest average performance score is Sales (3.60/5.00). It is recommended that HR and department heads review these candidates for promotion opportunities, salary adjustments, and additional responsibilities in the upcoming review cycle.</w:t>
+      </w:r>
+    </w:p>
+    <w:p/>
+    <w:p>
+      <w:pPr>
+        <w:pStyle w:val="Heading2"/>
+      </w:pPr>
+      <w:r>
+        <w:rPr>
+          <w:color w:val="2E75B6"/>
+        </w:rPr>
+        <w:t>Promotion Candidates</w:t>
       </w:r>
     </w:p>
     <w:tbl>
@@ -22,28 +51,38 @@
         <w:tblLook w:firstColumn="1" w:firstRow="1" w:lastColumn="0" w:lastRow="0" w:noHBand="0" w:noVBand="1" w:val="04A0"/>
       </w:tblPr>
       <w:tblGrid>
-        <w:gridCol w:w="2160"/>
-        <w:gridCol w:w="2160"/>
-        <w:gridCol w:w="2160"/>
-        <w:gridCol w:w="2160"/>
+        <w:gridCol w:w="2340"/>
+        <w:gridCol w:w="2340"/>
+        <w:gridCol w:w="2340"/>
+        <w:gridCol w:w="2340"/>
       </w:tblGrid>
       <w:tr>
         <w:tc>
           <w:tcPr>
-            <w:tcW w:type="dxa" w:w="2160"/>
+            <w:tcW w:type="dxa" w:w="2880"/>
+            <w:shd w:val="clear" w:color="auto" w:fill="2E75B6"/>
           </w:tcPr>
           <w:p>
             <w:r>
+              <w:rPr>
+                <w:b/>
+                <w:color w:val="FFFFFF"/>
+              </w:rPr>
               <w:t>Name</w:t>
             </w:r>
           </w:p>
         </w:tc>
         <w:tc>
           <w:tcPr>
-            <w:tcW w:type="dxa" w:w="2160"/>
+            <w:tcW w:type="dxa" w:w="2592"/>
+            <w:shd w:val="clear" w:color="auto" w:fill="2E75B6"/>
           </w:tcPr>
           <w:p>
             <w:r>
+              <w:rPr>
+                <w:b/>
+                <w:color w:val="FFFFFF"/>
+              </w:rPr>
               <w:t>Department</w:t>
             </w:r>
           </w:p>
@@ -51,9 +90,14 @@
         <w:tc>
           <w:tcPr>
             <w:tcW w:type="dxa" w:w="2160"/>
+            <w:shd w:val="clear" w:color="auto" w:fill="2E75B6"/>
           </w:tcPr>
           <w:p>
             <w:r>
+              <w:rPr>
+                <w:b/>
+                <w:color w:val="FFFFFF"/>
+              </w:rPr>
               <w:t>Salary</w:t>
             </w:r>
           </w:p>
@@ -61,9 +105,14 @@
         <w:tc>
           <w:tcPr>
             <w:tcW w:type="dxa" w:w="2160"/>
+            <w:shd w:val="clear" w:color="auto" w:fill="2E75B6"/>
           </w:tcPr>
           <w:p>
             <w:r>
+              <w:rPr>
+                <w:b/>
+                <w:color w:val="FFFFFF"/>
+              </w:rPr>
               <w:t>PerformanceScore</w:t>
             </w:r>
           </w:p>
@@ -72,7 +121,8 @@
       <w:tr>
         <w:tc>
           <w:tcPr>
-            <w:tcW w:type="dxa" w:w="2160"/>
+            <w:tcW w:type="dxa" w:w="2880"/>
+            <w:shd w:val="clear" w:color="auto" w:fill="DCE6F1"/>
           </w:tcPr>
           <w:p>
             <w:r>
@@ -82,7 +132,8 @@
         </w:tc>
         <w:tc>
           <w:tcPr>
-            <w:tcW w:type="dxa" w:w="2160"/>
+            <w:tcW w:type="dxa" w:w="2592"/>
+            <w:shd w:val="clear" w:color="auto" w:fill="DCE6F1"/>
           </w:tcPr>
           <w:p>
             <w:r>
@@ -93,6 +144,7 @@
         <w:tc>
           <w:tcPr>
             <w:tcW w:type="dxa" w:w="2160"/>
+            <w:shd w:val="clear" w:color="auto" w:fill="DCE6F1"/>
           </w:tcPr>
           <w:p>
             <w:r>
@@ -103,6 +155,7 @@
         <w:tc>
           <w:tcPr>
             <w:tcW w:type="dxa" w:w="2160"/>
+            <w:shd w:val="clear" w:color="auto" w:fill="DCE6F1"/>
           </w:tcPr>
           <w:p>
             <w:r>
@@ -114,7 +167,7 @@
       <w:tr>
         <w:tc>
           <w:tcPr>
-            <w:tcW w:type="dxa" w:w="2160"/>
+            <w:tcW w:type="dxa" w:w="2880"/>
           </w:tcPr>
           <w:p>
             <w:r>
@@ -124,7 +177,7 @@
         </w:tc>
         <w:tc>
           <w:tcPr>
-            <w:tcW w:type="dxa" w:w="2160"/>
+            <w:tcW w:type="dxa" w:w="2592"/>
           </w:tcPr>
           <w:p>
             <w:r>
@@ -156,7 +209,8 @@
       <w:tr>
         <w:tc>
           <w:tcPr>
-            <w:tcW w:type="dxa" w:w="2160"/>
+            <w:tcW w:type="dxa" w:w="2880"/>
+            <w:shd w:val="clear" w:color="auto" w:fill="DCE6F1"/>
           </w:tcPr>
           <w:p>
             <w:r>
@@ -166,7 +220,8 @@
         </w:tc>
         <w:tc>
           <w:tcPr>
-            <w:tcW w:type="dxa" w:w="2160"/>
+            <w:tcW w:type="dxa" w:w="2592"/>
+            <w:shd w:val="clear" w:color="auto" w:fill="DCE6F1"/>
           </w:tcPr>
           <w:p>
             <w:r>
@@ -177,6 +232,7 @@
         <w:tc>
           <w:tcPr>
             <w:tcW w:type="dxa" w:w="2160"/>
+            <w:shd w:val="clear" w:color="auto" w:fill="DCE6F1"/>
           </w:tcPr>
           <w:p>
             <w:r>
@@ -187,6 +243,7 @@
         <w:tc>
           <w:tcPr>
             <w:tcW w:type="dxa" w:w="2160"/>
+            <w:shd w:val="clear" w:color="auto" w:fill="DCE6F1"/>
           </w:tcPr>
           <w:p>
             <w:r>
@@ -198,7 +255,7 @@
       <w:tr>
         <w:tc>
           <w:tcPr>
-            <w:tcW w:type="dxa" w:w="2160"/>
+            <w:tcW w:type="dxa" w:w="2880"/>
           </w:tcPr>
           <w:p>
             <w:r>
@@ -208,7 +265,7 @@
         </w:tc>
         <w:tc>
           <w:tcPr>
-            <w:tcW w:type="dxa" w:w="2160"/>
+            <w:tcW w:type="dxa" w:w="2592"/>
           </w:tcPr>
           <w:p>
             <w:r>
@@ -240,7 +297,8 @@
       <w:tr>
         <w:tc>
           <w:tcPr>
-            <w:tcW w:type="dxa" w:w="2160"/>
+            <w:tcW w:type="dxa" w:w="2880"/>
+            <w:shd w:val="clear" w:color="auto" w:fill="DCE6F1"/>
           </w:tcPr>
           <w:p>
             <w:r>
@@ -250,7 +308,8 @@
         </w:tc>
         <w:tc>
           <w:tcPr>
-            <w:tcW w:type="dxa" w:w="2160"/>
+            <w:tcW w:type="dxa" w:w="2592"/>
+            <w:shd w:val="clear" w:color="auto" w:fill="DCE6F1"/>
           </w:tcPr>
           <w:p>
             <w:r>
@@ -261,6 +320,7 @@
         <w:tc>
           <w:tcPr>
             <w:tcW w:type="dxa" w:w="2160"/>
+            <w:shd w:val="clear" w:color="auto" w:fill="DCE6F1"/>
           </w:tcPr>
           <w:p>
             <w:r>
@@ -271,6 +331,7 @@
         <w:tc>
           <w:tcPr>
             <w:tcW w:type="dxa" w:w="2160"/>
+            <w:shd w:val="clear" w:color="auto" w:fill="DCE6F1"/>
           </w:tcPr>
           <w:p>
             <w:r>
@@ -282,7 +343,7 @@
     </w:tbl>
     <w:sectPr>
       <w:pgSz w:w="12240" w:h="15840"/>
-      <w:pgMar w:top="1440" w:right="1800" w:bottom="1440" w:left="1800" w:header="720" w:footer="720" w:gutter="0"/>
+      <w:pgMar w:top="1440" w:right="1440" w:bottom="1440" w:left="1440" w:header="720" w:footer="720" w:gutter="0"/>
       <w:cols w:space="720"/>
       <w:docGrid w:linePitch="360"/>
     </w:sectPr>
